--- a/docs/posts/wget-gui/index.docx
+++ b/docs/posts/wget-gui/index.docx
@@ -52,7 +52,7 @@
         </w:p>
       </w:sdtContent>
     </w:sdt>
-    <w:bookmarkStart w:id="10" w:name="wget-command-generator"/>
+    <w:bookmarkStart w:id="12" w:name="wget-command-generator"/>
     <w:p>
       <w:pPr>
         <w:pStyle w:val="Heading2"/>
@@ -147,18 +147,40 @@
       <w:pPr>
         <w:pStyle w:val="BodyText"/>
       </w:pPr>
-      <w:r>
-        <w:t xml:space="preserve">Open in New Tab</w:t>
-      </w:r>
-      <w:r>
-        <w:t xml:space="preserve"> </w:t>
-      </w:r>
-      <w:r>
-        <w:t xml:space="preserve">View Source Code</w:t>
-      </w:r>
-    </w:p>
-    <w:bookmarkEnd w:id="10"/>
-    <w:bookmarkStart w:id="11" w:name="features"/>
+      <w:hyperlink r:id="rId10">
+        <w:r>
+          <w:rPr>
+            <w:rStyle w:val="Hyperlink"/>
+          </w:rPr>
+          <w:t xml:space="preserve"> </w:t>
+        </w:r>
+        <w:r>
+          <w:rPr>
+            <w:rStyle w:val="Hyperlink"/>
+          </w:rPr>
+          <w:t xml:space="preserve">Open app</w:t>
+        </w:r>
+      </w:hyperlink>
+      <w:r>
+        <w:t xml:space="preserve"> </w:t>
+      </w:r>
+      <w:hyperlink r:id="rId11">
+        <w:r>
+          <w:rPr>
+            <w:rStyle w:val="Hyperlink"/>
+          </w:rPr>
+          <w:t xml:space="preserve"> </w:t>
+        </w:r>
+        <w:r>
+          <w:rPr>
+            <w:rStyle w:val="Hyperlink"/>
+          </w:rPr>
+          <w:t xml:space="preserve">GitHub</w:t>
+        </w:r>
+      </w:hyperlink>
+    </w:p>
+    <w:bookmarkEnd w:id="12"/>
+    <w:bookmarkStart w:id="13" w:name="features"/>
     <w:p>
       <w:pPr>
         <w:pStyle w:val="Heading2"/>
@@ -285,8 +307,8 @@
         <w:t xml:space="preserve">: A native-feeling Windows 11 (Fluent) aesthetic that respects your system’s theme preference.</w:t>
       </w:r>
     </w:p>
-    <w:bookmarkEnd w:id="11"/>
-    <w:bookmarkStart w:id="13" w:name="technical-details"/>
+    <w:bookmarkEnd w:id="13"/>
+    <w:bookmarkStart w:id="14" w:name="technical-details"/>
     <w:p>
       <w:pPr>
         <w:pStyle w:val="Heading2"/>
@@ -356,7 +378,7 @@
       <w:r>
         <w:t xml:space="preserve"> </w:t>
       </w:r>
-      <w:hyperlink r:id="rId12">
+      <w:hyperlink r:id="rId11">
         <w:r>
           <w:rPr>
             <w:rStyle w:val="Hyperlink"/>
@@ -387,8 +409,8 @@
         <w:t xml:space="preserve">: All command generation logic happens locally in your browser, ensuring your URLs and credentials remain private.</w:t>
       </w:r>
     </w:p>
-    <w:bookmarkEnd w:id="13"/>
-    <w:bookmarkStart w:id="14" w:name="use-cases"/>
+    <w:bookmarkEnd w:id="14"/>
+    <w:bookmarkStart w:id="15" w:name="use-cases"/>
     <w:p>
       <w:pPr>
         <w:pStyle w:val="Heading2"/>
@@ -514,7 +536,7 @@
       <w:r>
         <w:t xml:space="preserve"> </w:t>
       </w:r>
-      <w:hyperlink r:id="rId12">
+      <w:hyperlink r:id="rId11">
         <w:r>
           <w:rPr>
             <w:rStyle w:val="Hyperlink"/>
@@ -523,7 +545,7 @@
         </w:r>
       </w:hyperlink>
     </w:p>
-    <w:bookmarkEnd w:id="14"/>
+    <w:bookmarkEnd w:id="15"/>
     <w:sectPr>
       <w:footnotePr>
         <w:numRestart w:val="eachSect"/>
